--- a/Rapid Cortex Internal Docs/Rapid%20Cortex%20Business%20Plan.docx
+++ b/Rapid Cortex Internal Docs/Rapid%20Cortex%20Business%20Plan.docx
@@ -81,7 +81,7 @@
         <w:ind w:left="0" w:right="357" w:firstLine="0"/>
         <w:jc w:val="center"/>
       </w:pPr>
-      <w:bookmarkStart w:name="RAPID CORTEX" w:id="1"/>
+      <w:bookmarkStart w:name="NEXCORT IQ" w:id="1"/>
       <w:bookmarkEnd w:id="1"/>
       <w:r>
         <w:rPr/>
@@ -3543,7 +3543,7 @@
       </w:pPr>
       <w:r>
         <w:rPr/>
-        <w:t>Unlike legacy vendors offering expensive system replacements, Rapid Cortex provides an overlay architecture that integrates</w:t>
+        <w:t>Unlike legacy vendors offering expensive system replacements, NexCort iQ provides an overlay architecture that integrates</w:t>
       </w:r>
       <w:r>
         <w:rPr>
@@ -7223,7 +7223,7 @@
       </w:pPr>
       <w:r>
         <w:rPr/>
-        <w:t>Rapid Cortex is a cloud-native intelligence platform that integrates with existing 911 and CAD systems through standardized</w:t>
+        <w:t>NexCort iQ is a cloud-native intelligence platform that integrates with existing 911 and CAD systems through standardized</w:t>
       </w:r>
       <w:r>
         <w:rPr>
@@ -8996,7 +8996,7 @@
       </w:pPr>
       <w:r>
         <w:rPr/>
-        <w:t>Deep integration with existing CAD systems ensures Rapid Cortex data flows seamlessly into established workflows.</w:t>
+        <w:t>Deep integration with existing CAD systems ensures NexCort iQ data flows seamlessly into established workflows.</w:t>
       </w:r>
       <w:r>
         <w:rPr>
@@ -9314,7 +9314,7 @@
       </w:r>
       <w:r>
         <w:rPr/>
-        <w:t>Rapid Cortex. Creates ecosystem opportunities and accelerates feature velocity through partner contributions.</w:t>
+        <w:t>NexCort iQ. Creates ecosystem opportunities and accelerates feature velocity through partner contributions.</w:t>
       </w:r>
     </w:p>
     <w:p>
@@ -13928,7 +13928,7 @@
       </w:pPr>
       <w:r>
         <w:rPr/>
-        <w:t>RC Lite API creates a platform, not just a product. Third-party developers extend functionality, accelerating innovation</w:t>
+        <w:t>NC Lite API creates a platform, not just a product. Third-party developers extend functionality, accelerating innovation</w:t>
       </w:r>
       <w:r>
         <w:rPr>
@@ -32736,7 +32736,7 @@
       </w:r>
       <w:r>
         <w:rPr/>
-        <w:t>to initial customer traction, Rapid Cortex is positioned to capture early market share in a $12B+ industry undergoing forced modernization.</w:t>
+        <w:t>to initial customer traction, NexCort iQ is positioned to capture early market share in a $12B+ industry undergoing forced modernization.</w:t>
       </w:r>
     </w:p>
     <w:p>
